--- a/results/report_full.docx
+++ b/results/report_full.docx
@@ -10893,6 +10893,71 @@
           <w:sz w:val="21"/>
         </w:rPr>
         <w:t>, so the ablation varies image quality while holding the architecture fixed. A genuinely different generator was out of reach: SDXL inpainting needs ~6.5 GB and FLUX ~54 GB against this card's 4 GB.</w:t>
+      </w:r>
+    </w:p>
+    <w:p>
+      <w:pPr>
+        <w:pStyle w:val="ListBullet"/>
+      </w:pPr>
+      <w:r>
+        <w:rPr>
+          <w:b/>
+          <w:color w:val="16202A"/>
+          <w:sz w:val="21"/>
+        </w:rPr>
+        <w:t>The K views are chosen well, and augmentation does not rescue views that are not.</w:t>
+      </w:r>
+      <w:r>
+        <w:rPr>
+          <w:color w:val="16202A"/>
+          <w:sz w:val="21"/>
+        </w:rPr>
+        <w:t xml:space="preserve"> Every result above uses farthest-point sampling, which spreads the views over the trajectory. Repeating the sweep on uniformly random draws — which cover the scene measurably worse, mean nearest-neighbour gap 1.588 against 1.472, worst gap 5.15 against 3.54 — does </w:t>
+      </w:r>
+      <w:r>
+        <w:rPr>
+          <w:i/>
+          <w:color w:val="16202A"/>
+          <w:sz w:val="21"/>
+        </w:rPr>
+        <w:t>not</w:t>
+      </w:r>
+      <w:r>
+        <w:rPr>
+          <w:color w:val="16202A"/>
+          <w:sz w:val="21"/>
+        </w:rPr>
+        <w:t xml:space="preserve"> produce a larger benefit, as a purely coverage-driven account would predict. Outpainting is worth +0.261 dB at k = 5 on random subsets against +0.285 on spread ones, and is </w:t>
+      </w:r>
+      <w:r>
+        <w:rPr>
+          <w:i/>
+          <w:color w:val="16202A"/>
+          <w:sz w:val="21"/>
+        </w:rPr>
+        <w:t>more</w:t>
+      </w:r>
+      <w:r>
+        <w:rPr>
+          <w:color w:val="16202A"/>
+          <w:sz w:val="21"/>
+        </w:rPr>
+        <w:t xml:space="preserve"> harmful at k = 20 (-0.929 against -0.618). The likely reason is that outpainting widens the frustum of cameras that already exist, so it supplies </w:t>
+      </w:r>
+      <w:r>
+        <w:rPr>
+          <w:i/>
+          <w:color w:val="16202A"/>
+          <w:sz w:val="21"/>
+        </w:rPr>
+        <w:t>local</w:t>
+      </w:r>
+      <w:r>
+        <w:rPr>
+          <w:color w:val="16202A"/>
+          <w:sz w:val="21"/>
+        </w:rPr>
+        <w:t xml:space="preserve"> coverage and cannot reach regions a badly-spread set never came near — but that explanation is post-hoc and was not predicted. The defensible statement is the negative one: augmentation does not compensate for poorly chosen viewpoints. Random subsets also scatter roughly five times more between seeds (±0.37 against ±0.07), so at three seeds only the k = 20 row is separated from zero.</w:t>
       </w:r>
     </w:p>
     <w:p>

--- a/results/report_full.docx
+++ b/results/report_full.docx
@@ -5165,6 +5165,583 @@
           <w:color w:val="0B6E7F"/>
           <w:sz w:val="23"/>
         </w:rPr>
+        <w:t>Does the prior survive convergence?</w:t>
+      </w:r>
+    </w:p>
+    <w:p>
+      <w:pPr>
+        <w:spacing w:after="120"/>
+      </w:pPr>
+      <w:r>
+        <w:rPr>
+          <w:color w:val="16202A"/>
+          <w:sz w:val="21"/>
+        </w:rPr>
+        <w:t xml:space="preserve">The two-term account makes a prediction sharp enough to fail. Train long enough for the optimiser to memorise its training data and a synthetic view's </w:t>
+      </w:r>
+      <w:r>
+        <w:rPr>
+          <w:i/>
+          <w:color w:val="16202A"/>
+          <w:sz w:val="21"/>
+        </w:rPr>
+        <w:t>inconsistency</w:t>
+      </w:r>
+      <w:r>
+        <w:rPr>
+          <w:color w:val="16202A"/>
+          <w:sz w:val="21"/>
+        </w:rPr>
+        <w:t xml:space="preserve"> term should overtake its </w:t>
+      </w:r>
+      <w:r>
+        <w:rPr>
+          <w:i/>
+          <w:color w:val="16202A"/>
+          <w:sz w:val="21"/>
+        </w:rPr>
+        <w:t>coverage</w:t>
+      </w:r>
+      <w:r>
+        <w:rPr>
+          <w:color w:val="16202A"/>
+          <w:sz w:val="21"/>
+        </w:rPr>
+        <w:t xml:space="preserve"> term, while a depth prior — which invents no pixel and no camera — has no contradiction to accumulate and should be unaffected. Re-running the k = 5 and k = 20 cells at 30,000 iterations separates the two exactly as predicted.</w:t>
+      </w:r>
+    </w:p>
+    <w:tbl>
+      <w:tblPr>
+        <w:tblStyle w:val="TableGrid"/>
+        <w:tblW w:type="auto" w:w="0"/>
+        <w:jc w:val="center"/>
+        <w:tblLook w:firstColumn="1" w:firstRow="1" w:lastColumn="0" w:lastRow="0" w:noHBand="0" w:noVBand="1" w:val="04A0"/>
+      </w:tblPr>
+      <w:tblGrid>
+        <w:gridCol w:w="1930"/>
+        <w:gridCol w:w="1930"/>
+        <w:gridCol w:w="1930"/>
+        <w:gridCol w:w="1930"/>
+        <w:gridCol w:w="1930"/>
+      </w:tblGrid>
+      <w:tr>
+        <w:tc>
+          <w:tcPr>
+            <w:tcW w:type="dxa" w:w="1930"/>
+          </w:tcPr>
+          <w:p>
+            <w:r>
+              <w:rPr>
+                <w:b/>
+                <w:color w:val="5C6E78"/>
+                <w:sz w:val="17"/>
+              </w:rPr>
+            </w:r>
+          </w:p>
+        </w:tc>
+        <w:tc>
+          <w:tcPr>
+            <w:tcW w:type="dxa" w:w="1930"/>
+          </w:tcPr>
+          <w:p>
+            <w:r>
+              <w:rPr>
+                <w:b/>
+                <w:color w:val="5C6E78"/>
+                <w:sz w:val="17"/>
+              </w:rPr>
+              <w:t>k = 5</w:t>
+            </w:r>
+          </w:p>
+        </w:tc>
+        <w:tc>
+          <w:tcPr>
+            <w:tcW w:type="dxa" w:w="1930"/>
+          </w:tcPr>
+          <w:p>
+            <w:r>
+              <w:rPr>
+                <w:b/>
+                <w:color w:val="5C6E78"/>
+                <w:sz w:val="17"/>
+              </w:rPr>
+              <w:t>k = 20</w:t>
+            </w:r>
+          </w:p>
+        </w:tc>
+        <w:tc>
+          <w:tcPr>
+            <w:tcW w:type="dxa" w:w="1930"/>
+          </w:tcPr>
+          <w:p/>
+        </w:tc>
+        <w:tc>
+          <w:tcPr>
+            <w:tcW w:type="dxa" w:w="1930"/>
+          </w:tcPr>
+          <w:p/>
+        </w:tc>
+      </w:tr>
+      <w:tr>
+        <w:tc>
+          <w:tcPr>
+            <w:tcW w:type="dxa" w:w="1930"/>
+          </w:tcPr>
+          <w:p>
+            <w:r>
+              <w:rPr>
+                <w:b/>
+                <w:color w:val="5C6E78"/>
+                <w:sz w:val="17"/>
+              </w:rPr>
+            </w:r>
+          </w:p>
+        </w:tc>
+        <w:tc>
+          <w:tcPr>
+            <w:tcW w:type="dxa" w:w="1930"/>
+          </w:tcPr>
+          <w:p>
+            <w:r>
+              <w:rPr>
+                <w:b/>
+                <w:color w:val="5C6E78"/>
+                <w:sz w:val="17"/>
+              </w:rPr>
+              <w:t>7,000</w:t>
+            </w:r>
+          </w:p>
+        </w:tc>
+        <w:tc>
+          <w:tcPr>
+            <w:tcW w:type="dxa" w:w="1930"/>
+          </w:tcPr>
+          <w:p>
+            <w:r>
+              <w:rPr>
+                <w:b/>
+                <w:color w:val="5C6E78"/>
+                <w:sz w:val="17"/>
+              </w:rPr>
+              <w:t>30,000</w:t>
+            </w:r>
+          </w:p>
+        </w:tc>
+        <w:tc>
+          <w:tcPr>
+            <w:tcW w:type="dxa" w:w="1930"/>
+          </w:tcPr>
+          <w:p>
+            <w:r>
+              <w:rPr>
+                <w:b/>
+                <w:color w:val="5C6E78"/>
+                <w:sz w:val="17"/>
+              </w:rPr>
+              <w:t>7,000</w:t>
+            </w:r>
+          </w:p>
+        </w:tc>
+        <w:tc>
+          <w:tcPr>
+            <w:tcW w:type="dxa" w:w="1930"/>
+          </w:tcPr>
+          <w:p>
+            <w:r>
+              <w:rPr>
+                <w:b/>
+                <w:color w:val="5C6E78"/>
+                <w:sz w:val="17"/>
+              </w:rPr>
+              <w:t>30,000</w:t>
+            </w:r>
+          </w:p>
+        </w:tc>
+      </w:tr>
+      <w:tr>
+        <w:tc>
+          <w:tcPr>
+            <w:tcW w:type="dxa" w:w="1930"/>
+          </w:tcPr>
+          <w:p>
+            <w:r>
+              <w:rPr>
+                <w:color w:val="16202A"/>
+                <w:sz w:val="18"/>
+              </w:rPr>
+              <w:t>+ depth prior</w:t>
+            </w:r>
+          </w:p>
+        </w:tc>
+        <w:tc>
+          <w:tcPr>
+            <w:tcW w:type="dxa" w:w="1930"/>
+          </w:tcPr>
+          <w:p>
+            <w:pPr>
+              <w:jc w:val="right"/>
+            </w:pPr>
+            <w:r>
+              <w:rPr>
+                <w:color w:val="1C7C54"/>
+                <w:sz w:val="18"/>
+              </w:rPr>
+              <w:t>+0.259*</w:t>
+            </w:r>
+          </w:p>
+        </w:tc>
+        <w:tc>
+          <w:tcPr>
+            <w:tcW w:type="dxa" w:w="1930"/>
+          </w:tcPr>
+          <w:p>
+            <w:pPr>
+              <w:jc w:val="right"/>
+            </w:pPr>
+            <w:r>
+              <w:rPr>
+                <w:color w:val="1C7C54"/>
+                <w:sz w:val="18"/>
+              </w:rPr>
+              <w:t>+0.208*</w:t>
+            </w:r>
+          </w:p>
+        </w:tc>
+        <w:tc>
+          <w:tcPr>
+            <w:tcW w:type="dxa" w:w="1930"/>
+          </w:tcPr>
+          <w:p>
+            <w:pPr>
+              <w:jc w:val="right"/>
+            </w:pPr>
+            <w:r>
+              <w:rPr>
+                <w:color w:val="1C7C54"/>
+                <w:sz w:val="18"/>
+              </w:rPr>
+              <w:t>+0.155*</w:t>
+            </w:r>
+          </w:p>
+        </w:tc>
+        <w:tc>
+          <w:tcPr>
+            <w:tcW w:type="dxa" w:w="1930"/>
+          </w:tcPr>
+          <w:p>
+            <w:pPr>
+              <w:jc w:val="right"/>
+            </w:pPr>
+            <w:r>
+              <w:rPr>
+                <w:color w:val="1C7C54"/>
+                <w:sz w:val="18"/>
+              </w:rPr>
+              <w:t>+0.130</w:t>
+            </w:r>
+          </w:p>
+        </w:tc>
+      </w:tr>
+      <w:tr>
+        <w:tc>
+          <w:tcPr>
+            <w:tcW w:type="dxa" w:w="1930"/>
+          </w:tcPr>
+          <w:p>
+            <w:r>
+              <w:rPr>
+                <w:color w:val="16202A"/>
+                <w:sz w:val="18"/>
+              </w:rPr>
+              <w:t>+ outpainting</w:t>
+            </w:r>
+          </w:p>
+        </w:tc>
+        <w:tc>
+          <w:tcPr>
+            <w:tcW w:type="dxa" w:w="1930"/>
+          </w:tcPr>
+          <w:p>
+            <w:pPr>
+              <w:jc w:val="right"/>
+            </w:pPr>
+            <w:r>
+              <w:rPr>
+                <w:color w:val="1C7C54"/>
+                <w:sz w:val="18"/>
+              </w:rPr>
+              <w:t>+0.285*</w:t>
+            </w:r>
+          </w:p>
+        </w:tc>
+        <w:tc>
+          <w:tcPr>
+            <w:tcW w:type="dxa" w:w="1930"/>
+          </w:tcPr>
+          <w:p>
+            <w:pPr>
+              <w:jc w:val="right"/>
+            </w:pPr>
+            <w:r>
+              <w:rPr>
+                <w:color w:val="B3452C"/>
+                <w:sz w:val="18"/>
+              </w:rPr>
+              <w:t>-0.078</w:t>
+            </w:r>
+          </w:p>
+        </w:tc>
+        <w:tc>
+          <w:tcPr>
+            <w:tcW w:type="dxa" w:w="1930"/>
+          </w:tcPr>
+          <w:p>
+            <w:pPr>
+              <w:jc w:val="right"/>
+            </w:pPr>
+            <w:r>
+              <w:rPr>
+                <w:color w:val="B3452C"/>
+                <w:sz w:val="18"/>
+              </w:rPr>
+              <w:t>-0.618*</w:t>
+            </w:r>
+          </w:p>
+        </w:tc>
+        <w:tc>
+          <w:tcPr>
+            <w:tcW w:type="dxa" w:w="1930"/>
+          </w:tcPr>
+          <w:p>
+            <w:pPr>
+              <w:jc w:val="right"/>
+            </w:pPr>
+            <w:r>
+              <w:rPr>
+                <w:color w:val="B3452C"/>
+                <w:sz w:val="18"/>
+              </w:rPr>
+              <w:t>-0.743*</w:t>
+            </w:r>
+          </w:p>
+        </w:tc>
+      </w:tr>
+      <w:tr>
+        <w:tc>
+          <w:tcPr>
+            <w:tcW w:type="dxa" w:w="1930"/>
+          </w:tcPr>
+          <w:p>
+            <w:r>
+              <w:rPr>
+                <w:color w:val="16202A"/>
+                <w:sz w:val="18"/>
+              </w:rPr>
+              <w:t>+ both</w:t>
+            </w:r>
+          </w:p>
+        </w:tc>
+        <w:tc>
+          <w:tcPr>
+            <w:tcW w:type="dxa" w:w="1930"/>
+          </w:tcPr>
+          <w:p>
+            <w:pPr>
+              <w:jc w:val="right"/>
+            </w:pPr>
+            <w:r>
+              <w:rPr>
+                <w:color w:val="1C7C54"/>
+                <w:sz w:val="18"/>
+              </w:rPr>
+              <w:t>+0.714*</w:t>
+            </w:r>
+          </w:p>
+        </w:tc>
+        <w:tc>
+          <w:tcPr>
+            <w:tcW w:type="dxa" w:w="1930"/>
+          </w:tcPr>
+          <w:p>
+            <w:pPr>
+              <w:jc w:val="right"/>
+            </w:pPr>
+            <w:r>
+              <w:rPr>
+                <w:color w:val="1C7C54"/>
+                <w:sz w:val="18"/>
+              </w:rPr>
+              <w:t>+0.469*</w:t>
+            </w:r>
+          </w:p>
+        </w:tc>
+        <w:tc>
+          <w:tcPr>
+            <w:tcW w:type="dxa" w:w="1930"/>
+          </w:tcPr>
+          <w:p>
+            <w:pPr>
+              <w:jc w:val="right"/>
+            </w:pPr>
+            <w:r>
+              <w:rPr>
+                <w:color w:val="B3452C"/>
+                <w:sz w:val="18"/>
+              </w:rPr>
+              <w:t>-0.355*</w:t>
+            </w:r>
+          </w:p>
+        </w:tc>
+        <w:tc>
+          <w:tcPr>
+            <w:tcW w:type="dxa" w:w="1930"/>
+          </w:tcPr>
+          <w:p>
+            <w:pPr>
+              <w:jc w:val="right"/>
+            </w:pPr>
+            <w:r>
+              <w:rPr>
+                <w:color w:val="B3452C"/>
+                <w:sz w:val="18"/>
+              </w:rPr>
+              <w:t>-0.372*</w:t>
+            </w:r>
+          </w:p>
+        </w:tc>
+      </w:tr>
+    </w:tbl>
+    <w:p>
+      <w:r>
+        <w:rPr>
+          <w:i/>
+          <w:color w:val="5C6E78"/>
+          <w:sz w:val="17"/>
+        </w:rPr>
+        <w:t>Table 7. The same interventions at two training lengths, three seeds, each paired against the baseline from its own sweep so that the training-length difference cancels rather than being booked as an effect.</w:t>
+      </w:r>
+    </w:p>
+    <w:p>
+      <w:pPr>
+        <w:spacing w:after="120"/>
+      </w:pPr>
+      <w:r>
+        <w:rPr>
+          <w:color w:val="16202A"/>
+          <w:sz w:val="21"/>
+        </w:rPr>
+        <w:t>At 30,000 iterations outpainting at k = 5 is worth -0.078 dB — indistinguishable from zero, the +0.285 dB measured at 7,000 entirely gone. The depth prior at the same subset size and the same training length is still +0.208, and the combination is +0.469. A depth constraint keeps synthetic views worth having at a training length where they are worthless on their own. The intervention that fabricates pixels loses its benefit to longer training; the intervention that only constrains geometry does not.</w:t>
+      </w:r>
+    </w:p>
+    <w:p>
+      <w:pPr>
+        <w:spacing w:after="120"/>
+      </w:pPr>
+      <w:r>
+        <w:rPr>
+          <w:b/>
+          <w:color w:val="16202A"/>
+          <w:sz w:val="21"/>
+        </w:rPr>
+        <w:t>Two qualifications, both against the claim.</w:t>
+      </w:r>
+      <w:r>
+        <w:rPr>
+          <w:color w:val="16202A"/>
+          <w:sz w:val="21"/>
+        </w:rPr>
+        <w:t xml:space="preserve"> At k = 20 the prior is worth +0.130 dB at 30,000, no longer separated from zero, and the combination stays negative (-0.372) — the prior does not rescue augmentation once twenty real views already pin the geometry. And the super-additivity is </w:t>
+      </w:r>
+      <w:r>
+        <w:rPr>
+          <w:i/>
+          <w:color w:val="16202A"/>
+          <w:sz w:val="21"/>
+        </w:rPr>
+        <w:t>single-scene</w:t>
+      </w:r>
+      <w:r>
+        <w:rPr>
+          <w:color w:val="16202A"/>
+          <w:sz w:val="21"/>
+        </w:rPr>
+        <w:t xml:space="preserve">: on drjohnson the interaction is +0.075 ± 0.672 dB, additive within noise rather than super-additive. What reproduces on both scenes is the weaker statement — the interaction is never </w:t>
+      </w:r>
+      <w:r>
+        <w:rPr>
+          <w:i/>
+          <w:color w:val="16202A"/>
+          <w:sz w:val="21"/>
+        </w:rPr>
+        <w:t>negative</w:t>
+      </w:r>
+      <w:r>
+        <w:rPr>
+          <w:color w:val="16202A"/>
+          <w:sz w:val="21"/>
+        </w:rPr>
+        <w:t>, which is what two interventions repairing the same deficiency would show.</w:t>
+      </w:r>
+    </w:p>
+    <w:p>
+      <w:pPr>
+        <w:jc w:val="center"/>
+      </w:pPr>
+      <w:r>
+        <w:drawing>
+          <wp:inline xmlns:a="http://schemas.openxmlformats.org/drawingml/2006/main" xmlns:pic="http://schemas.openxmlformats.org/drawingml/2006/picture">
+            <wp:extent cx="5852160" cy="2238451"/>
+            <wp:docPr id="4" name="Picture 4"/>
+            <wp:cNvGraphicFramePr>
+              <a:graphicFrameLocks noChangeAspect="1"/>
+            </wp:cNvGraphicFramePr>
+            <a:graphic>
+              <a:graphicData uri="http://schemas.openxmlformats.org/drawingml/2006/picture">
+                <pic:pic>
+                  <pic:nvPicPr>
+                    <pic:cNvPr id="0" name="image.jpg"/>
+                    <pic:cNvPicPr/>
+                  </pic:nvPicPr>
+                  <pic:blipFill>
+                    <a:blip r:embed="rId12"/>
+                    <a:stretch>
+                      <a:fillRect/>
+                    </a:stretch>
+                  </pic:blipFill>
+                  <pic:spPr>
+                    <a:xfrm>
+                      <a:off x="0" y="0"/>
+                      <a:ext cx="5852160" cy="2238451"/>
+                    </a:xfrm>
+                    <a:prstGeom prst="rect"/>
+                  </pic:spPr>
+                </pic:pic>
+              </a:graphicData>
+            </a:graphic>
+          </wp:inline>
+        </w:drawing>
+      </w:r>
+    </w:p>
+    <w:p>
+      <w:r>
+        <w:rPr>
+          <w:i/>
+          <w:color w:val="5C6E78"/>
+          <w:sz w:val="17"/>
+        </w:rPr>
+        <w:t>Figure 5 — The depth 2×2 at k = 5 after 30,000 iterations. The + outpainting column is no better than the baseline beside it — the benefit measured at 7,000 has gone — while + both remains visibly cleaner. Views are those whose per-view delta sits closest to the mean effect.</w:t>
+      </w:r>
+    </w:p>
+    <w:p>
+      <w:pPr>
+        <w:spacing w:before="200"/>
+      </w:pPr>
+      <w:r>
+        <w:rPr>
+          <w:b/>
+          <w:color w:val="0B6E7F"/>
+          <w:sz w:val="23"/>
+        </w:rPr>
         <w:t>Gaussian count as a mechanism</w:t>
       </w:r>
     </w:p>
@@ -5242,7 +5819,7 @@
         <w:drawing>
           <wp:inline xmlns:a="http://schemas.openxmlformats.org/drawingml/2006/main" xmlns:pic="http://schemas.openxmlformats.org/drawingml/2006/picture">
             <wp:extent cx="5852160" cy="2239427"/>
-            <wp:docPr id="4" name="Picture 4"/>
+            <wp:docPr id="5" name="Picture 5"/>
             <wp:cNvGraphicFramePr>
               <a:graphicFrameLocks noChangeAspect="1"/>
             </wp:cNvGraphicFramePr>
@@ -5254,7 +5831,7 @@
                     <pic:cNvPicPr/>
                   </pic:nvPicPr>
                   <pic:blipFill>
-                    <a:blip r:embed="rId12"/>
+                    <a:blip r:embed="rId13"/>
                     <a:stretch>
                       <a:fillRect/>
                     </a:stretch>
@@ -5291,7 +5868,7 @@
         <w:drawing>
           <wp:inline xmlns:a="http://schemas.openxmlformats.org/drawingml/2006/main" xmlns:pic="http://schemas.openxmlformats.org/drawingml/2006/picture">
             <wp:extent cx="5852160" cy="1864888"/>
-            <wp:docPr id="5" name="Picture 5"/>
+            <wp:docPr id="6" name="Picture 6"/>
             <wp:cNvGraphicFramePr>
               <a:graphicFrameLocks noChangeAspect="1"/>
             </wp:cNvGraphicFramePr>
@@ -5303,7 +5880,7 @@
                     <pic:cNvPicPr/>
                   </pic:nvPicPr>
                   <pic:blipFill>
-                    <a:blip r:embed="rId13"/>
+                    <a:blip r:embed="rId14"/>
                     <a:stretch>
                       <a:fillRect/>
                     </a:stretch>
@@ -10842,7 +11419,22 @@
           <w:color w:val="16202A"/>
           <w:sz w:val="21"/>
         </w:rPr>
-        <w:t xml:space="preserve"> Densification is scheduled to 15,000, so training stops while the model is still gaining primitives. It is applied identically to every condition, so the comparisons hold; but re-running the two headline cells at 30,000 shows the </w:t>
+        <w:t xml:space="preserve"> Densification is scheduled to 15,000, so training stops while the model is still gaining primitives. It is applied identically to every condition, so the comparisons hold; but re-running the headline cells at 15,000 </w:t>
+      </w:r>
+      <w:r>
+        <w:rPr>
+          <w:i/>
+          <w:color w:val="16202A"/>
+          <w:sz w:val="21"/>
+        </w:rPr>
+        <w:t>and</w:t>
+      </w:r>
+      <w:r>
+        <w:rPr>
+          <w:color w:val="16202A"/>
+          <w:sz w:val="21"/>
+        </w:rPr>
+        <w:t xml:space="preserve"> 30,000 shows the </w:t>
       </w:r>
       <w:r>
         <w:rPr>
@@ -10857,7 +11449,7 @@
           <w:color w:val="16202A"/>
           <w:sz w:val="21"/>
         </w:rPr>
-        <w:t xml:space="preserve"> does not survive it. Outpainting at k = 5 falls from +0.285 dB to -0.078, while the harm at k = 20 persists (-0.618 to -0.743). The unaugmented baselines fall too (15.20 → 15.04 dB at k = 5), so 30,000 is past this regime's optimum rather than better converged — few-shot 3DGS overfits long before it. The positive result is therefore specific to the early-stopped operating point, which is the right one here but must be stated as a condition on the claim.</w:t>
+        <w:t xml:space="preserve"> decays monotonically with training length. Outpainting at k = 5 falls from +0.285 dB to +0.045 at 15,000 and -0.078 at 30,000, while the harm at k = 20 persists throughout (-0.618 to -0.770 to -0.743). The unaugmented baseline is flat between 7,000 and 15,000 (15.20 → 15.22 dB at k = 5, a difference inside the noise floor) and lower by 30,000 (15.04), so the operating point is not mis-chosen: 7,000 and 15,000 are equivalent for the baseline and 30,000 is past this regime's optimum rather than better converged — few-shot 3DGS overfits long before it. The positive result is nonetheless specific to the early-stopped regime, and that is a condition on the claim, not a detail. The depth prior, by contrast, does survive 30,000.</w:t>
       </w:r>
     </w:p>
     <w:p>

--- a/results/report_full.docx
+++ b/results/report_full.docx
@@ -1415,7 +1415,7 @@
           <w:color w:val="5C6E78"/>
           <w:sz w:val="17"/>
         </w:rPr>
-        <w:t>Table 1. Run-to-run variation under an identical configuration (3 repeats). Any effect smaller than roughly √2 × these values is indistinguishable from noise.</w:t>
+        <w:t>Table 2. Run-to-run variation under an identical configuration (3 repeats). Any effect smaller than roughly √2 × these values is indistinguishable from noise.</w:t>
       </w:r>
     </w:p>
     <w:p>
@@ -2486,7 +2486,7 @@
           <w:color w:val="5C6E78"/>
           <w:sz w:val="17"/>
         </w:rPr>
-        <w:t>Table 2. Change in PSNR against the same-seed zero-synthetic baseline, by synthetic ratio (down) and number of real views (across). Green is an improvement, red a degradation.</w:t>
+        <w:t>Table 3. Change in PSNR against the same-seed zero-synthetic baseline, by synthetic ratio (down) and number of real views (across). Green is an improvement, red a degradation.</w:t>
       </w:r>
     </w:p>
     <w:p>
@@ -3102,7 +3102,7 @@
           <w:color w:val="5C6E78"/>
           <w:sz w:val="17"/>
         </w:rPr>
-        <w:t>Table 3. Warp-only control at k = 10, three seeds. The final column is (with diffusion) − (without), which is the diffusion step's isolated contribution.</w:t>
+        <w:t>Table 4. Warp-only control at k = 10, three seeds. The final column is (with diffusion) − (without), which is the diffusion step's isolated contribution.</w:t>
       </w:r>
     </w:p>
     <w:p>
@@ -3577,7 +3577,7 @@
           <w:color w:val="5C6E78"/>
           <w:sz w:val="17"/>
         </w:rPr>
-        <w:t>Table 4. Outpainting at k = 5 under two diffusion checkpoints, three seeds. The real image region is preserved byte-for-byte in both; only the fabricated periphery differs (mean |Δ| of 0.07 inside the frame versus 30.3 outside).</w:t>
+        <w:t>Table 5. Outpainting at k = 5 under two diffusion checkpoints, three seeds. The real image region is preserved byte-for-byte in both; only the fabricated periphery differs (mean |Δ| of 0.07 inside the frame versus 30.3 outside).</w:t>
       </w:r>
     </w:p>
     <w:p>
@@ -3878,7 +3878,7 @@
           <w:color w:val="5C6E78"/>
           <w:sz w:val="17"/>
         </w:rPr>
-        <w:t>Table 4b. Both checkpoints at the 200% ratio across every subset size, each paired against the same seed's own baseline. The crossover is a property of augmentation only if the right-hand column changes sign as the left one does.</w:t>
+        <w:t>Table 6. Both checkpoints at the 200% ratio across every subset size, each paired against the same seed's own baseline. The crossover is a property of augmentation only if the right-hand column changes sign as the left one does.</w:t>
       </w:r>
     </w:p>
     <w:p>
@@ -4490,7 +4490,7 @@
           <w:color w:val="5C6E78"/>
           <w:sz w:val="17"/>
         </w:rPr>
-        <w:t>Table 5. Outpainting on both scenes, paired against each scene's own same-seed baseline, three seeds. Absolute PSNR is not comparable across the two (drjohnson trains at quarter resolution); the deltas are.</w:t>
+        <w:t>Table 7. Outpainting on both scenes, paired against each scene's own same-seed baseline, three seeds. Absolute PSNR is not comparable across the two (drjohnson trains at quarter resolution); the deltas are.</w:t>
       </w:r>
     </w:p>
     <w:p>
@@ -4537,7 +4537,22 @@
           <w:color w:val="16202A"/>
           <w:sz w:val="21"/>
         </w:rPr>
-        <w:t xml:space="preserve">, and on better evidence. The k = 5 benefit reaches +0.989 dB against truck's +0.285, and all three metrics move together: where truck bought PSNR while SSIM stayed flat, </w:t>
+        <w:t xml:space="preserve">, and on better evidence. The k = 5 benefit reaches +0.989 dB against truck's +0.285, and all three metrics move together: where truck bought PSNR while SSIM moved slightly the </w:t>
+      </w:r>
+      <w:r>
+        <w:rPr>
+          <w:i/>
+          <w:color w:val="16202A"/>
+          <w:sz w:val="21"/>
+        </w:rPr>
+        <w:t>other</w:t>
+      </w:r>
+      <w:r>
+        <w:rPr>
+          <w:color w:val="16202A"/>
+          <w:sz w:val="21"/>
+        </w:rPr>
+        <w:t xml:space="preserve"> way, </w:t>
       </w:r>
       <w:r>
         <w:rPr>
@@ -5036,7 +5051,7 @@
           <w:color w:val="5C6E78"/>
           <w:sz w:val="17"/>
         </w:rPr>
-        <w:t>Table 6. Depth regularisation crossed with outpainting at every subset size — a 3×2×2 factorial, three seeds, every cell paired against the same seed's own unaugmented baseline. The final row is the interaction: how far + both exceeds the sum of the two interventions applied separately.</w:t>
+        <w:t>Table 8. Depth regularisation crossed with outpainting at every subset size — a 3×2×2 factorial, three seeds, every cell paired against the same seed's own unaugmented baseline. The final row is the interaction: how far + both exceeds the sum of the two interventions applied separately.</w:t>
       </w:r>
     </w:p>
     <w:p>
@@ -5618,7 +5633,7 @@
           <w:color w:val="5C6E78"/>
           <w:sz w:val="17"/>
         </w:rPr>
-        <w:t>Table 7. The same interventions at two training lengths, three seeds, each paired against the baseline from its own sweep so that the training-length difference cancels rather than being booked as an effect.</w:t>
+        <w:t>Table 9. The same interventions at two training lengths, three seeds, each paired against the baseline from its own sweep so that the training-length difference cancels rather than being booked as an effect.</w:t>
       </w:r>
     </w:p>
     <w:p>
@@ -5729,7 +5744,7 @@
           <w:color w:val="5C6E78"/>
           <w:sz w:val="17"/>
         </w:rPr>
-        <w:t>Figure 5 — The depth 2×2 at k = 5 after 30,000 iterations. The + outpainting column is no better than the baseline beside it — the benefit measured at 7,000 has gone — while + both remains visibly cleaner. Views are those whose per-view delta sits closest to the mean effect.</w:t>
+        <w:t>Figure 4 — The depth 2×2 at k = 5 after 30,000 iterations. The + outpainting column is no better than the baseline beside it — the benefit measured at 7,000 has gone — while + both remains visibly cleaner. Views are those whose per-view delta sits closest to the mean effect.</w:t>
       </w:r>
     </w:p>
     <w:p>
@@ -5857,7 +5872,7 @@
           <w:color w:val="5C6E78"/>
           <w:sz w:val="17"/>
         </w:rPr>
-        <w:t>Figure 3 — Held-out renderings at the 100% synthetic ratio. Degradation appears as smearing and semi-transparent floaters, most severely under pose-guided synthesis.</w:t>
+        <w:t>Figure 5 — Held-out renderings at the 100% synthetic ratio. Degradation appears as smearing and semi-transparent floaters, most severely under pose-guided synthesis.</w:t>
       </w:r>
     </w:p>
     <w:p>
@@ -5906,7 +5921,7 @@
           <w:color w:val="5C6E78"/>
           <w:sz w:val="17"/>
         </w:rPr>
-        <w:t>Figure 4 — Pose-guided synthesis as the synthetic ratio increases. Unlike the other two strategies this degrades monotonically; there is no recovery at 200%.</w:t>
+        <w:t>Figure 6 — Pose-guided synthesis as the synthetic ratio increases. Unlike the other two strategies this degrades monotonically; there is no recovery at 200%.</w:t>
       </w:r>
     </w:p>
     <w:p>
@@ -11206,7 +11221,7 @@
           <w:color w:val="5C6E78"/>
           <w:sz w:val="17"/>
         </w:rPr>
-        <w:t>Table 5. All 36 augmented conditions (108 runs). Paired change against the same-seed, same-subset-size zero-synthetic baseline. LPIPS is inverted so that lower is better.</w:t>
+        <w:t>Table 10. All 36 augmented conditions (108 runs). Paired change against the same-seed, same-subset-size zero-synthetic baseline. LPIPS is inverted so that lower is better.</w:t>
       </w:r>
     </w:p>
     <w:p>
@@ -11762,7 +11777,7 @@
           <w:color w:val="5C6E78"/>
           <w:sz w:val="17"/>
         </w:rPr>
-        <w:t>Table 6. Generation cost per synthetic image, measured on the RTX 3050 Ti.</w:t>
+        <w:t>Table 11. Generation cost per synthetic image, measured on the RTX 3050 Ti.</w:t>
       </w:r>
     </w:p>
     <w:p>

--- a/results/report_full.docx
+++ b/results/report_full.docx
@@ -4698,7 +4698,49 @@
           <w:color w:val="16202A"/>
           <w:sz w:val="21"/>
         </w:rPr>
-        <w:t>Monocular depth regularisation is that intervention. A depth network predicts an inverse-depth map for each real training photograph; each map is anchored to true scene scale by a least-squares fit against the sparse COLMAP points that view observes (median R² 0.964), and training then minimises image error and depth disagreement together. No camera is invented and no pixel is fabricated. Synthetic views receive no depth supervision at all — estimating depth from a fabricated image and then using it to constrain geometry would be circular — so the prior acts on real photographs only.</w:t>
+        <w:t xml:space="preserve">Monocular depth regularisation is that intervention, and it is not a new one: Chung </w:t>
+      </w:r>
+      <w:r>
+        <w:rPr>
+          <w:i/>
+          <w:color w:val="16202A"/>
+          <w:sz w:val="21"/>
+        </w:rPr>
+        <w:t>et al.</w:t>
+      </w:r>
+      <w:r>
+        <w:rPr>
+          <w:color w:val="16202A"/>
+          <w:sz w:val="21"/>
+        </w:rPr>
+        <w:t xml:space="preserve"> (arXiv:2311.13398) propose exactly this construction for few-shot 3DGS — a dense monocular depth map as a geometry guide, scale-aligned against sparse COLMAP points, motivated as a cure for overfitting. The implementation below follows that method. It is used here as a </w:t>
+      </w:r>
+      <w:r>
+        <w:rPr>
+          <w:i/>
+          <w:color w:val="16202A"/>
+          <w:sz w:val="21"/>
+        </w:rPr>
+        <w:t>control</w:t>
+      </w:r>
+      <w:r>
+        <w:rPr>
+          <w:color w:val="16202A"/>
+          <w:sz w:val="21"/>
+        </w:rPr>
+        <w:t xml:space="preserve"> rather than as a contribution: the question is not whether a depth prior helps, which is known, but how its behaviour differs from augmentation's on identical subsets, splits and seeds.</w:t>
+      </w:r>
+    </w:p>
+    <w:p>
+      <w:pPr>
+        <w:spacing w:after="120"/>
+      </w:pPr>
+      <w:r>
+        <w:rPr>
+          <w:color w:val="16202A"/>
+          <w:sz w:val="21"/>
+        </w:rPr>
+        <w:t>A depth network predicts an inverse-depth map for each real training photograph; each map is anchored to true scene scale by a least-squares fit against the sparse COLMAP points that view observes (median R² 0.964), and training then minimises image error and depth disagreement together. No camera is invented and no pixel is fabricated. Synthetic views receive no depth supervision at all — estimating depth from a fabricated image and then using it to constrain geometry would be circular — so the prior acts on real photographs only.</w:t>
       </w:r>
     </w:p>
     <w:tbl>
@@ -11877,6 +11919,337 @@
           <w:sz w:val="21"/>
         </w:rPr>
         <w:t>The pipeline runs end to end on 4 GB of VRAM: 1.4 GB for few-shot training, 3.0 GB for the full-data baseline, and 2.7 GB for diffusion. Geometry is covered by unit tests — an identity warp must reproduce its source exactly, and interpolating fully to a neighbouring camera must land on that camera's pose.</w:t>
+      </w:r>
+    </w:p>
+    <w:p>
+      <w:pPr>
+        <w:spacing w:before="280"/>
+      </w:pPr>
+      <w:r>
+        <w:rPr>
+          <w:b/>
+          <w:color w:val="16202A"/>
+          <w:sz w:val="28"/>
+        </w:rPr>
+        <w:t>09 References</w:t>
+      </w:r>
+    </w:p>
+    <w:p>
+      <w:pPr>
+        <w:spacing w:after="120"/>
+      </w:pPr>
+      <w:r>
+        <w:rPr>
+          <w:color w:val="16202A"/>
+          <w:sz w:val="21"/>
+        </w:rPr>
+        <w:t>Each entry was checked against its arXiv or publisher record while this section was written, rather than quoted from memory.</w:t>
+      </w:r>
+    </w:p>
+    <w:p>
+      <w:pPr>
+        <w:pStyle w:val="ListBullet"/>
+      </w:pPr>
+      <w:r>
+        <w:rPr>
+          <w:color w:val="16202A"/>
+          <w:sz w:val="21"/>
+        </w:rPr>
+        <w:t xml:space="preserve">B. Kerbl, G. Kopanas, T. Leimkühler, G. Drettakis. </w:t>
+      </w:r>
+      <w:r>
+        <w:rPr>
+          <w:b/>
+          <w:color w:val="16202A"/>
+          <w:sz w:val="21"/>
+        </w:rPr>
+        <w:t>3D Gaussian Splatting for Real-Time Radiance Field Rendering.</w:t>
+      </w:r>
+      <w:r>
+        <w:rPr>
+          <w:color w:val="16202A"/>
+          <w:sz w:val="21"/>
+        </w:rPr>
+        <w:t xml:space="preserve"> ACM Transactions on Graphics 42(4), July 2023. arXiv:2308.04079. </w:t>
+      </w:r>
+      <w:r>
+        <w:rPr>
+          <w:color w:val="16202A"/>
+          <w:sz w:val="21"/>
+        </w:rPr>
+        <w:t>The rasteriser, densification schedule and training loop this project builds on. The full-data ceiling reported in Table 1 is checked against the figure published there for this scene.</w:t>
+      </w:r>
+    </w:p>
+    <w:p>
+      <w:pPr>
+        <w:pStyle w:val="ListBullet"/>
+      </w:pPr>
+      <w:r>
+        <w:rPr>
+          <w:color w:val="16202A"/>
+          <w:sz w:val="21"/>
+        </w:rPr>
+        <w:t xml:space="preserve">J. Chung, J. Oh, K. M. Lee. </w:t>
+      </w:r>
+      <w:r>
+        <w:rPr>
+          <w:b/>
+          <w:color w:val="16202A"/>
+          <w:sz w:val="21"/>
+        </w:rPr>
+        <w:t>Depth-Regularized Optimization for 3D Gaussian Splatting in Few-Shot Images.</w:t>
+      </w:r>
+      <w:r>
+        <w:rPr>
+          <w:color w:val="16202A"/>
+          <w:sz w:val="21"/>
+        </w:rPr>
+        <w:t xml:space="preserve"> arXiv:2311.13398, November 2023. </w:t>
+      </w:r>
+      <w:r>
+        <w:rPr>
+          <w:color w:val="16202A"/>
+          <w:sz w:val="21"/>
+        </w:rPr>
+        <w:t>Prior work for the depth arm of this study. It introduces a dense monocular depth map as a geometry guide for few-shot 3DGS, aligned to metric scale using sparse COLMAP feature points, and motivates it explicitly as a remedy for overfitting on few images — the same construction, the same alignment procedure and the same motivation used in § 6 above. The depth results here are a reimplementation of that method and are not claimed as novel. What is new is the comparison: running it as a control against diffusion augmentation on identical subsets, splits and seeds, which is what isolates geometric constraint from invented viewpoints.</w:t>
+      </w:r>
+    </w:p>
+    <w:p>
+      <w:pPr>
+        <w:pStyle w:val="ListBullet"/>
+      </w:pPr>
+      <w:r>
+        <w:rPr>
+          <w:color w:val="16202A"/>
+          <w:sz w:val="21"/>
+        </w:rPr>
+        <w:t xml:space="preserve">R. Rombach, A. Blattmann, D. Lorenz, P. Esser, B. Ommer. </w:t>
+      </w:r>
+      <w:r>
+        <w:rPr>
+          <w:b/>
+          <w:color w:val="16202A"/>
+          <w:sz w:val="21"/>
+        </w:rPr>
+        <w:t>High-Resolution Image Synthesis with Latent Diffusion Models.</w:t>
+      </w:r>
+      <w:r>
+        <w:rPr>
+          <w:color w:val="16202A"/>
+          <w:sz w:val="21"/>
+        </w:rPr>
+        <w:t xml:space="preserve"> CVPR 2022. arXiv:2112.10752. </w:t>
+      </w:r>
+      <w:r>
+        <w:rPr>
+          <w:color w:val="16202A"/>
+          <w:sz w:val="21"/>
+        </w:rPr>
+        <w:t>Stable Diffusion. The stable-diffusion-v1-5 inpainting checkpoint generates every synthetic image here; Lykon/dreamshaper-8-inpainting is the second checkpoint in the model-swap ablation.</w:t>
+      </w:r>
+    </w:p>
+    <w:p>
+      <w:pPr>
+        <w:pStyle w:val="ListBullet"/>
+      </w:pPr>
+      <w:r>
+        <w:rPr>
+          <w:color w:val="16202A"/>
+          <w:sz w:val="21"/>
+        </w:rPr>
+        <w:t xml:space="preserve">L. Yang, B. Kang, Z. Huang, Z. Zhao, X. Xu, J. Feng, H. Zhao. </w:t>
+      </w:r>
+      <w:r>
+        <w:rPr>
+          <w:b/>
+          <w:color w:val="16202A"/>
+          <w:sz w:val="21"/>
+        </w:rPr>
+        <w:t>Depth Anything V2.</w:t>
+      </w:r>
+      <w:r>
+        <w:rPr>
+          <w:color w:val="16202A"/>
+          <w:sz w:val="21"/>
+        </w:rPr>
+        <w:t xml:space="preserve"> NeurIPS 2024. arXiv:2406.09414. </w:t>
+      </w:r>
+      <w:r>
+        <w:rPr>
+          <w:color w:val="16202A"/>
+          <w:sz w:val="21"/>
+        </w:rPr>
+        <w:t>Supplies the monocular inverse-depth maps (Depth-Anything-V2-Small) used both for the depth prior and for the warp step of pose-guided synthesis.</w:t>
+      </w:r>
+    </w:p>
+    <w:p>
+      <w:pPr>
+        <w:pStyle w:val="ListBullet"/>
+      </w:pPr>
+      <w:r>
+        <w:rPr>
+          <w:color w:val="16202A"/>
+          <w:sz w:val="21"/>
+        </w:rPr>
+        <w:t xml:space="preserve">J. L. Schönberger, J.-M. Frahm. </w:t>
+      </w:r>
+      <w:r>
+        <w:rPr>
+          <w:b/>
+          <w:color w:val="16202A"/>
+          <w:sz w:val="21"/>
+        </w:rPr>
+        <w:t>Structure-from-Motion Revisited.</w:t>
+      </w:r>
+      <w:r>
+        <w:rPr>
+          <w:color w:val="16202A"/>
+          <w:sz w:val="21"/>
+        </w:rPr>
+        <w:t xml:space="preserve"> CVPR 2016, pp. 4104–4113. </w:t>
+      </w:r>
+      <w:r>
+        <w:rPr>
+          <w:color w:val="16202A"/>
+          <w:sz w:val="21"/>
+        </w:rPr>
+        <w:t>COLMAP, which provides the camera poses and the sparse points that the monocular depth maps are anchored against.</w:t>
+      </w:r>
+    </w:p>
+    <w:p>
+      <w:pPr>
+        <w:pStyle w:val="ListBullet"/>
+      </w:pPr>
+      <w:r>
+        <w:rPr>
+          <w:color w:val="16202A"/>
+          <w:sz w:val="21"/>
+        </w:rPr>
+        <w:t xml:space="preserve">A. Knapitsch, J. Park, Q.-Y. Zhou, V. Koltun. </w:t>
+      </w:r>
+      <w:r>
+        <w:rPr>
+          <w:b/>
+          <w:color w:val="16202A"/>
+          <w:sz w:val="21"/>
+        </w:rPr>
+        <w:t>Tanks and Temples: Benchmarking Large-Scale Scene Reconstruction.</w:t>
+      </w:r>
+      <w:r>
+        <w:rPr>
+          <w:color w:val="16202A"/>
+          <w:sz w:val="21"/>
+        </w:rPr>
+        <w:t xml:space="preserve"> ACM Transactions on Graphics 36(4), 2017. </w:t>
+      </w:r>
+      <w:r>
+        <w:rPr>
+          <w:color w:val="16202A"/>
+          <w:sz w:val="21"/>
+        </w:rPr>
+        <w:t>Source of truck, the primary scene (219 views).</w:t>
+      </w:r>
+    </w:p>
+    <w:p>
+      <w:pPr>
+        <w:pStyle w:val="ListBullet"/>
+      </w:pPr>
+      <w:r>
+        <w:rPr>
+          <w:color w:val="16202A"/>
+          <w:sz w:val="21"/>
+        </w:rPr>
+        <w:t xml:space="preserve">P. Hedman, J. Philip, T. Price, J.-M. Frahm, G. Drettakis, G. Brostow. </w:t>
+      </w:r>
+      <w:r>
+        <w:rPr>
+          <w:b/>
+          <w:color w:val="16202A"/>
+          <w:sz w:val="21"/>
+        </w:rPr>
+        <w:t>Deep Blending for Free-Viewpoint Image-Based Rendering.</w:t>
+      </w:r>
+      <w:r>
+        <w:rPr>
+          <w:color w:val="16202A"/>
+          <w:sz w:val="21"/>
+        </w:rPr>
+        <w:t xml:space="preserve"> ACM Transactions on Graphics 37(6), November 2018. </w:t>
+      </w:r>
+      <w:r>
+        <w:rPr>
+          <w:color w:val="16202A"/>
+          <w:sz w:val="21"/>
+        </w:rPr>
+        <w:t>Source of drjohnson, the indoor second scene (230 views).</w:t>
+      </w:r>
+    </w:p>
+    <w:p>
+      <w:pPr>
+        <w:pStyle w:val="ListBullet"/>
+      </w:pPr>
+      <w:r>
+        <w:rPr>
+          <w:color w:val="16202A"/>
+          <w:sz w:val="21"/>
+        </w:rPr>
+        <w:t xml:space="preserve">R. Zhang, P. Isola, A. A. Efros, E. Shechtman, O. Wang. </w:t>
+      </w:r>
+      <w:r>
+        <w:rPr>
+          <w:b/>
+          <w:color w:val="16202A"/>
+          <w:sz w:val="21"/>
+        </w:rPr>
+        <w:t>The Unreasonable Effectiveness of Deep Features as a Perceptual Metric.</w:t>
+      </w:r>
+      <w:r>
+        <w:rPr>
+          <w:color w:val="16202A"/>
+          <w:sz w:val="21"/>
+        </w:rPr>
+        <w:t xml:space="preserve"> CVPR 2018. arXiv:1801.03924. </w:t>
+      </w:r>
+      <w:r>
+        <w:rPr>
+          <w:color w:val="16202A"/>
+          <w:sz w:val="21"/>
+        </w:rPr>
+        <w:t>LPIPS, reported alongside the two specified metrics; the VGG trunk is used throughout.</w:t>
+      </w:r>
+    </w:p>
+    <w:p>
+      <w:pPr>
+        <w:pStyle w:val="ListBullet"/>
+      </w:pPr>
+      <w:r>
+        <w:rPr>
+          <w:color w:val="16202A"/>
+          <w:sz w:val="21"/>
+        </w:rPr>
+        <w:t xml:space="preserve">Z. Wang, A. C. Bovik, H. R. Sheikh, E. P. Simoncelli. </w:t>
+      </w:r>
+      <w:r>
+        <w:rPr>
+          <w:b/>
+          <w:color w:val="16202A"/>
+          <w:sz w:val="21"/>
+        </w:rPr>
+        <w:t>Image Quality Assessment: From Error Visibility to Structural Similarity.</w:t>
+      </w:r>
+      <w:r>
+        <w:rPr>
+          <w:color w:val="16202A"/>
+          <w:sz w:val="21"/>
+        </w:rPr>
+        <w:t xml:space="preserve"> IEEE Transactions on Image Processing 13(4), April 2004. </w:t>
+      </w:r>
+      <w:r>
+        <w:rPr>
+          <w:color w:val="16202A"/>
+          <w:sz w:val="21"/>
+        </w:rPr>
+        <w:t>SSIM.</w:t>
       </w:r>
     </w:p>
     <w:p>

--- a/results/report_full.docx
+++ b/results/report_full.docx
@@ -11820,6 +11820,728 @@
           <w:sz w:val="17"/>
         </w:rPr>
         <w:t>Table 11. Generation cost per synthetic image, measured on the RTX 3050 Ti.</w:t>
+      </w:r>
+    </w:p>
+    <w:p>
+      <w:pPr>
+        <w:spacing w:before="200"/>
+      </w:pPr>
+      <w:r>
+        <w:rPr>
+          <w:b/>
+          <w:color w:val="0B6E7F"/>
+          <w:sz w:val="23"/>
+        </w:rPr>
+        <w:t>Training cost per condition</w:t>
+      </w:r>
+    </w:p>
+    <w:p>
+      <w:pPr>
+        <w:spacing w:after="120"/>
+      </w:pPr>
+      <w:r>
+        <w:rPr>
+          <w:color w:val="16202A"/>
+          <w:sz w:val="21"/>
+        </w:rPr>
+        <w:t>Every run records its wall-clock training time and peak GPU memory. Both are reported here at the 200 % ratio, where the cost of augmentation is largest and the trade-off is therefore honest.</w:t>
+      </w:r>
+    </w:p>
+    <w:tbl>
+      <w:tblPr>
+        <w:tblStyle w:val="TableGrid"/>
+        <w:tblW w:type="auto" w:w="0"/>
+        <w:jc w:val="center"/>
+        <w:tblLook w:firstColumn="1" w:firstRow="1" w:lastColumn="0" w:lastRow="0" w:noHBand="0" w:noVBand="1" w:val="04A0"/>
+      </w:tblPr>
+      <w:tblGrid>
+        <w:gridCol w:w="1378"/>
+        <w:gridCol w:w="1378"/>
+        <w:gridCol w:w="1378"/>
+        <w:gridCol w:w="1378"/>
+        <w:gridCol w:w="1378"/>
+        <w:gridCol w:w="1378"/>
+        <w:gridCol w:w="1378"/>
+      </w:tblGrid>
+      <w:tr>
+        <w:tc>
+          <w:tcPr>
+            <w:tcW w:type="dxa" w:w="1378"/>
+          </w:tcPr>
+          <w:p>
+            <w:r>
+              <w:rPr>
+                <w:b/>
+                <w:color w:val="5C6E78"/>
+                <w:sz w:val="17"/>
+              </w:rPr>
+            </w:r>
+          </w:p>
+        </w:tc>
+        <w:tc>
+          <w:tcPr>
+            <w:tcW w:type="dxa" w:w="1378"/>
+          </w:tcPr>
+          <w:p>
+            <w:r>
+              <w:rPr>
+                <w:b/>
+                <w:color w:val="5C6E78"/>
+                <w:sz w:val="17"/>
+              </w:rPr>
+              <w:t>k = 5</w:t>
+            </w:r>
+          </w:p>
+        </w:tc>
+        <w:tc>
+          <w:tcPr>
+            <w:tcW w:type="dxa" w:w="1378"/>
+          </w:tcPr>
+          <w:p>
+            <w:r>
+              <w:rPr>
+                <w:b/>
+                <w:color w:val="5C6E78"/>
+                <w:sz w:val="17"/>
+              </w:rPr>
+              <w:t>k = 10</w:t>
+            </w:r>
+          </w:p>
+        </w:tc>
+        <w:tc>
+          <w:tcPr>
+            <w:tcW w:type="dxa" w:w="1378"/>
+          </w:tcPr>
+          <w:p>
+            <w:r>
+              <w:rPr>
+                <w:b/>
+                <w:color w:val="5C6E78"/>
+                <w:sz w:val="17"/>
+              </w:rPr>
+              <w:t>k = 20</w:t>
+            </w:r>
+          </w:p>
+        </w:tc>
+        <w:tc>
+          <w:tcPr>
+            <w:tcW w:type="dxa" w:w="1378"/>
+          </w:tcPr>
+          <w:p/>
+        </w:tc>
+        <w:tc>
+          <w:tcPr>
+            <w:tcW w:type="dxa" w:w="1378"/>
+          </w:tcPr>
+          <w:p/>
+        </w:tc>
+        <w:tc>
+          <w:tcPr>
+            <w:tcW w:type="dxa" w:w="1378"/>
+          </w:tcPr>
+          <w:p/>
+        </w:tc>
+      </w:tr>
+      <w:tr>
+        <w:tc>
+          <w:tcPr>
+            <w:tcW w:type="dxa" w:w="1378"/>
+          </w:tcPr>
+          <w:p>
+            <w:r>
+              <w:rPr>
+                <w:b/>
+                <w:color w:val="5C6E78"/>
+                <w:sz w:val="17"/>
+              </w:rPr>
+              <w:t>Condition</w:t>
+            </w:r>
+          </w:p>
+        </w:tc>
+        <w:tc>
+          <w:tcPr>
+            <w:tcW w:type="dxa" w:w="1378"/>
+          </w:tcPr>
+          <w:p>
+            <w:r>
+              <w:rPr>
+                <w:b/>
+                <w:color w:val="5C6E78"/>
+                <w:sz w:val="17"/>
+              </w:rPr>
+              <w:t>s</w:t>
+            </w:r>
+          </w:p>
+        </w:tc>
+        <w:tc>
+          <w:tcPr>
+            <w:tcW w:type="dxa" w:w="1378"/>
+          </w:tcPr>
+          <w:p>
+            <w:r>
+              <w:rPr>
+                <w:b/>
+                <w:color w:val="5C6E78"/>
+                <w:sz w:val="17"/>
+              </w:rPr>
+              <w:t>GiB</w:t>
+            </w:r>
+          </w:p>
+        </w:tc>
+        <w:tc>
+          <w:tcPr>
+            <w:tcW w:type="dxa" w:w="1378"/>
+          </w:tcPr>
+          <w:p>
+            <w:r>
+              <w:rPr>
+                <w:b/>
+                <w:color w:val="5C6E78"/>
+                <w:sz w:val="17"/>
+              </w:rPr>
+              <w:t>s</w:t>
+            </w:r>
+          </w:p>
+        </w:tc>
+        <w:tc>
+          <w:tcPr>
+            <w:tcW w:type="dxa" w:w="1378"/>
+          </w:tcPr>
+          <w:p>
+            <w:r>
+              <w:rPr>
+                <w:b/>
+                <w:color w:val="5C6E78"/>
+                <w:sz w:val="17"/>
+              </w:rPr>
+              <w:t>GiB</w:t>
+            </w:r>
+          </w:p>
+        </w:tc>
+        <w:tc>
+          <w:tcPr>
+            <w:tcW w:type="dxa" w:w="1378"/>
+          </w:tcPr>
+          <w:p>
+            <w:r>
+              <w:rPr>
+                <w:b/>
+                <w:color w:val="5C6E78"/>
+                <w:sz w:val="17"/>
+              </w:rPr>
+              <w:t>s</w:t>
+            </w:r>
+          </w:p>
+        </w:tc>
+        <w:tc>
+          <w:tcPr>
+            <w:tcW w:type="dxa" w:w="1378"/>
+          </w:tcPr>
+          <w:p>
+            <w:r>
+              <w:rPr>
+                <w:b/>
+                <w:color w:val="5C6E78"/>
+                <w:sz w:val="17"/>
+              </w:rPr>
+              <w:t>GiB</w:t>
+            </w:r>
+          </w:p>
+        </w:tc>
+      </w:tr>
+      <w:tr>
+        <w:tc>
+          <w:tcPr>
+            <w:tcW w:type="dxa" w:w="1378"/>
+          </w:tcPr>
+          <w:p>
+            <w:r>
+              <w:rPr>
+                <w:color w:val="16202A"/>
+                <w:sz w:val="18"/>
+              </w:rPr>
+              <w:t>no augmentation</w:t>
+            </w:r>
+          </w:p>
+        </w:tc>
+        <w:tc>
+          <w:tcPr>
+            <w:tcW w:type="dxa" w:w="1378"/>
+          </w:tcPr>
+          <w:p>
+            <w:pPr>
+              <w:jc w:val="right"/>
+            </w:pPr>
+            <w:r>
+              <w:rPr>
+                <w:color w:val="16202A"/>
+                <w:sz w:val="18"/>
+              </w:rPr>
+              <w:t>232</w:t>
+            </w:r>
+          </w:p>
+        </w:tc>
+        <w:tc>
+          <w:tcPr>
+            <w:tcW w:type="dxa" w:w="1378"/>
+          </w:tcPr>
+          <w:p>
+            <w:pPr>
+              <w:jc w:val="right"/>
+            </w:pPr>
+            <w:r>
+              <w:rPr>
+                <w:color w:val="16202A"/>
+                <w:sz w:val="18"/>
+              </w:rPr>
+              <w:t>1.3</w:t>
+            </w:r>
+          </w:p>
+        </w:tc>
+        <w:tc>
+          <w:tcPr>
+            <w:tcW w:type="dxa" w:w="1378"/>
+          </w:tcPr>
+          <w:p>
+            <w:pPr>
+              <w:jc w:val="right"/>
+            </w:pPr>
+            <w:r>
+              <w:rPr>
+                <w:color w:val="16202A"/>
+                <w:sz w:val="18"/>
+              </w:rPr>
+              <w:t>371</w:t>
+            </w:r>
+          </w:p>
+        </w:tc>
+        <w:tc>
+          <w:tcPr>
+            <w:tcW w:type="dxa" w:w="1378"/>
+          </w:tcPr>
+          <w:p>
+            <w:pPr>
+              <w:jc w:val="right"/>
+            </w:pPr>
+            <w:r>
+              <w:rPr>
+                <w:color w:val="16202A"/>
+                <w:sz w:val="18"/>
+              </w:rPr>
+              <w:t>1.3</w:t>
+            </w:r>
+          </w:p>
+        </w:tc>
+        <w:tc>
+          <w:tcPr>
+            <w:tcW w:type="dxa" w:w="1378"/>
+          </w:tcPr>
+          <w:p>
+            <w:pPr>
+              <w:jc w:val="right"/>
+            </w:pPr>
+            <w:r>
+              <w:rPr>
+                <w:color w:val="16202A"/>
+                <w:sz w:val="18"/>
+              </w:rPr>
+              <w:t>305</w:t>
+            </w:r>
+          </w:p>
+        </w:tc>
+        <w:tc>
+          <w:tcPr>
+            <w:tcW w:type="dxa" w:w="1378"/>
+          </w:tcPr>
+          <w:p>
+            <w:pPr>
+              <w:jc w:val="right"/>
+            </w:pPr>
+            <w:r>
+              <w:rPr>
+                <w:color w:val="16202A"/>
+                <w:sz w:val="18"/>
+              </w:rPr>
+              <w:t>2.0</w:t>
+            </w:r>
+          </w:p>
+        </w:tc>
+      </w:tr>
+      <w:tr>
+        <w:tc>
+          <w:tcPr>
+            <w:tcW w:type="dxa" w:w="1378"/>
+          </w:tcPr>
+          <w:p>
+            <w:r>
+              <w:rPr>
+                <w:color w:val="16202A"/>
+                <w:sz w:val="18"/>
+              </w:rPr>
+              <w:t>inpainting</w:t>
+            </w:r>
+          </w:p>
+        </w:tc>
+        <w:tc>
+          <w:tcPr>
+            <w:tcW w:type="dxa" w:w="1378"/>
+          </w:tcPr>
+          <w:p>
+            <w:pPr>
+              <w:jc w:val="right"/>
+            </w:pPr>
+            <w:r>
+              <w:rPr>
+                <w:color w:val="16202A"/>
+                <w:sz w:val="18"/>
+              </w:rPr>
+              <w:t>250</w:t>
+            </w:r>
+          </w:p>
+        </w:tc>
+        <w:tc>
+          <w:tcPr>
+            <w:tcW w:type="dxa" w:w="1378"/>
+          </w:tcPr>
+          <w:p>
+            <w:pPr>
+              <w:jc w:val="right"/>
+            </w:pPr>
+            <w:r>
+              <w:rPr>
+                <w:color w:val="16202A"/>
+                <w:sz w:val="18"/>
+              </w:rPr>
+              <w:t>1.4</w:t>
+            </w:r>
+          </w:p>
+        </w:tc>
+        <w:tc>
+          <w:tcPr>
+            <w:tcW w:type="dxa" w:w="1378"/>
+          </w:tcPr>
+          <w:p>
+            <w:pPr>
+              <w:jc w:val="right"/>
+            </w:pPr>
+            <w:r>
+              <w:rPr>
+                <w:color w:val="16202A"/>
+                <w:sz w:val="18"/>
+              </w:rPr>
+              <w:t>280</w:t>
+            </w:r>
+          </w:p>
+        </w:tc>
+        <w:tc>
+          <w:tcPr>
+            <w:tcW w:type="dxa" w:w="1378"/>
+          </w:tcPr>
+          <w:p>
+            <w:pPr>
+              <w:jc w:val="right"/>
+            </w:pPr>
+            <w:r>
+              <w:rPr>
+                <w:color w:val="16202A"/>
+                <w:sz w:val="18"/>
+              </w:rPr>
+              <w:t>1.4</w:t>
+            </w:r>
+          </w:p>
+        </w:tc>
+        <w:tc>
+          <w:tcPr>
+            <w:tcW w:type="dxa" w:w="1378"/>
+          </w:tcPr>
+          <w:p>
+            <w:pPr>
+              <w:jc w:val="right"/>
+            </w:pPr>
+            <w:r>
+              <w:rPr>
+                <w:color w:val="16202A"/>
+                <w:sz w:val="18"/>
+              </w:rPr>
+              <w:t>302</w:t>
+            </w:r>
+          </w:p>
+        </w:tc>
+        <w:tc>
+          <w:tcPr>
+            <w:tcW w:type="dxa" w:w="1378"/>
+          </w:tcPr>
+          <w:p>
+            <w:pPr>
+              <w:jc w:val="right"/>
+            </w:pPr>
+            <w:r>
+              <w:rPr>
+                <w:color w:val="16202A"/>
+                <w:sz w:val="18"/>
+              </w:rPr>
+              <w:t>2.0</w:t>
+            </w:r>
+          </w:p>
+        </w:tc>
+      </w:tr>
+      <w:tr>
+        <w:tc>
+          <w:tcPr>
+            <w:tcW w:type="dxa" w:w="1378"/>
+          </w:tcPr>
+          <w:p>
+            <w:r>
+              <w:rPr>
+                <w:color w:val="16202A"/>
+                <w:sz w:val="18"/>
+              </w:rPr>
+              <w:t>outpainting</w:t>
+            </w:r>
+          </w:p>
+        </w:tc>
+        <w:tc>
+          <w:tcPr>
+            <w:tcW w:type="dxa" w:w="1378"/>
+          </w:tcPr>
+          <w:p>
+            <w:pPr>
+              <w:jc w:val="right"/>
+            </w:pPr>
+            <w:r>
+              <w:rPr>
+                <w:color w:val="16202A"/>
+                <w:sz w:val="18"/>
+              </w:rPr>
+              <w:t>359</w:t>
+            </w:r>
+          </w:p>
+        </w:tc>
+        <w:tc>
+          <w:tcPr>
+            <w:tcW w:type="dxa" w:w="1378"/>
+          </w:tcPr>
+          <w:p>
+            <w:pPr>
+              <w:jc w:val="right"/>
+            </w:pPr>
+            <w:r>
+              <w:rPr>
+                <w:color w:val="16202A"/>
+                <w:sz w:val="18"/>
+              </w:rPr>
+              <w:t>2.1</w:t>
+            </w:r>
+          </w:p>
+        </w:tc>
+        <w:tc>
+          <w:tcPr>
+            <w:tcW w:type="dxa" w:w="1378"/>
+          </w:tcPr>
+          <w:p>
+            <w:pPr>
+              <w:jc w:val="right"/>
+            </w:pPr>
+            <w:r>
+              <w:rPr>
+                <w:color w:val="16202A"/>
+                <w:sz w:val="18"/>
+              </w:rPr>
+              <w:t>364</w:t>
+            </w:r>
+          </w:p>
+        </w:tc>
+        <w:tc>
+          <w:tcPr>
+            <w:tcW w:type="dxa" w:w="1378"/>
+          </w:tcPr>
+          <w:p>
+            <w:pPr>
+              <w:jc w:val="right"/>
+            </w:pPr>
+            <w:r>
+              <w:rPr>
+                <w:color w:val="16202A"/>
+                <w:sz w:val="18"/>
+              </w:rPr>
+              <w:t>2.0</w:t>
+            </w:r>
+          </w:p>
+        </w:tc>
+        <w:tc>
+          <w:tcPr>
+            <w:tcW w:type="dxa" w:w="1378"/>
+          </w:tcPr>
+          <w:p>
+            <w:pPr>
+              <w:jc w:val="right"/>
+            </w:pPr>
+            <w:r>
+              <w:rPr>
+                <w:color w:val="16202A"/>
+                <w:sz w:val="18"/>
+              </w:rPr>
+              <w:t>411</w:t>
+            </w:r>
+          </w:p>
+        </w:tc>
+        <w:tc>
+          <w:tcPr>
+            <w:tcW w:type="dxa" w:w="1378"/>
+          </w:tcPr>
+          <w:p>
+            <w:pPr>
+              <w:jc w:val="right"/>
+            </w:pPr>
+            <w:r>
+              <w:rPr>
+                <w:color w:val="16202A"/>
+                <w:sz w:val="18"/>
+              </w:rPr>
+              <w:t>2.5</w:t>
+            </w:r>
+          </w:p>
+        </w:tc>
+      </w:tr>
+      <w:tr>
+        <w:tc>
+          <w:tcPr>
+            <w:tcW w:type="dxa" w:w="1378"/>
+          </w:tcPr>
+          <w:p>
+            <w:r>
+              <w:rPr>
+                <w:color w:val="16202A"/>
+                <w:sz w:val="18"/>
+              </w:rPr>
+              <w:t>pose-guided</w:t>
+            </w:r>
+          </w:p>
+        </w:tc>
+        <w:tc>
+          <w:tcPr>
+            <w:tcW w:type="dxa" w:w="1378"/>
+          </w:tcPr>
+          <w:p>
+            <w:pPr>
+              <w:jc w:val="right"/>
+            </w:pPr>
+            <w:r>
+              <w:rPr>
+                <w:color w:val="16202A"/>
+                <w:sz w:val="18"/>
+              </w:rPr>
+              <w:t>316</w:t>
+            </w:r>
+          </w:p>
+        </w:tc>
+        <w:tc>
+          <w:tcPr>
+            <w:tcW w:type="dxa" w:w="1378"/>
+          </w:tcPr>
+          <w:p>
+            <w:pPr>
+              <w:jc w:val="right"/>
+            </w:pPr>
+            <w:r>
+              <w:rPr>
+                <w:color w:val="16202A"/>
+                <w:sz w:val="18"/>
+              </w:rPr>
+              <w:t>2.1</w:t>
+            </w:r>
+          </w:p>
+        </w:tc>
+        <w:tc>
+          <w:tcPr>
+            <w:tcW w:type="dxa" w:w="1378"/>
+          </w:tcPr>
+          <w:p>
+            <w:pPr>
+              <w:jc w:val="right"/>
+            </w:pPr>
+            <w:r>
+              <w:rPr>
+                <w:color w:val="16202A"/>
+                <w:sz w:val="18"/>
+              </w:rPr>
+              <w:t>326</w:t>
+            </w:r>
+          </w:p>
+        </w:tc>
+        <w:tc>
+          <w:tcPr>
+            <w:tcW w:type="dxa" w:w="1378"/>
+          </w:tcPr>
+          <w:p>
+            <w:pPr>
+              <w:jc w:val="right"/>
+            </w:pPr>
+            <w:r>
+              <w:rPr>
+                <w:color w:val="16202A"/>
+                <w:sz w:val="18"/>
+              </w:rPr>
+              <w:t>1.9</w:t>
+            </w:r>
+          </w:p>
+        </w:tc>
+        <w:tc>
+          <w:tcPr>
+            <w:tcW w:type="dxa" w:w="1378"/>
+          </w:tcPr>
+          <w:p>
+            <w:pPr>
+              <w:jc w:val="right"/>
+            </w:pPr>
+            <w:r>
+              <w:rPr>
+                <w:color w:val="16202A"/>
+                <w:sz w:val="18"/>
+              </w:rPr>
+              <w:t>335</w:t>
+            </w:r>
+          </w:p>
+        </w:tc>
+        <w:tc>
+          <w:tcPr>
+            <w:tcW w:type="dxa" w:w="1378"/>
+          </w:tcPr>
+          <w:p>
+            <w:pPr>
+              <w:jc w:val="right"/>
+            </w:pPr>
+            <w:r>
+              <w:rPr>
+                <w:color w:val="16202A"/>
+                <w:sz w:val="18"/>
+              </w:rPr>
+              <w:t>2.3</w:t>
+            </w:r>
+          </w:p>
+        </w:tc>
+      </w:tr>
+    </w:tbl>
+    <w:p>
+      <w:r>
+        <w:rPr>
+          <w:i/>
+          <w:color w:val="5C6E78"/>
+          <w:sz w:val="17"/>
+        </w:rPr>
+        <w:t>Table 12. Training time in seconds and peak GPU memory in GiB, mean of three seeds, on an RTX 3050 Ti. Peak memory includes the desktop compositor (≈ 150 MiB) and is therefore an upper bound; every condition fits in 4 GB.</w:t>
+      </w:r>
+    </w:p>
+    <w:p>
+      <w:pPr>
+        <w:spacing w:after="120"/>
+      </w:pPr>
+      <w:r>
+        <w:rPr>
+          <w:color w:val="16202A"/>
+          <w:sz w:val="21"/>
+        </w:rPr>
+        <w:t>Peak memory tracks the primitive count and rises consistently: the two strategies that add scene area cost 19–58 % more than the unaugmented baseline, while inpainting is within 2 % of it. Wall-clock time is the noisier axis, since the same GPU drives a desktop — the k = 10 baseline at 371 s is anomalous, longer than its own k = 20 counterpart, and should not be read as an effect.</w:t>
       </w:r>
     </w:p>
     <w:p>
